--- a/Mine2026/ОУ_16/Б16.docx
+++ b/Mine2026/ОУ_16/Б16.docx
@@ -1352,7 +1352,11 @@
         <w:pStyle w:val="10"/>
       </w:pPr>
       <w:r>
-        <w:t>Списание себестоимости товаров должно быть организовано по партиям, в зависимости от текущего значения принятого на этот год в учетной политике метода списания себестоимости (</w:t>
+        <w:t xml:space="preserve">Списание себестоимости товаров должно быть организовано по партиям, в зависимости от текущего значения принятого на этот год в учетной политике метода списания </w:t>
+      </w:r>
+      <w:r>
+        <w:lastRenderedPageBreak/>
+        <w:t>себестоимости (</w:t>
       </w:r>
       <w:r>
         <w:rPr>
@@ -1376,10 +1380,7 @@
         <w:t>)</w:t>
       </w:r>
       <w:r>
-        <w:t xml:space="preserve">. Еще раз подчеркивается - учетная политика действует год. </w:t>
-      </w:r>
-      <w:r>
-        <w:t xml:space="preserve"> На следующий год метод списания может смениться.</w:t>
+        <w:t>.</w:t>
       </w:r>
     </w:p>
     <w:p>
@@ -1468,21 +1469,7 @@
         <w:rPr>
           <w:i/>
         </w:rPr>
-        <w:t xml:space="preserve"> «Прибыли и убытки» на </w:t>
-      </w:r>
-      <w:proofErr w:type="gramStart"/>
-      <w:r>
-        <w:rPr>
-          <w:i/>
-        </w:rPr>
-        <w:t>сумму  в</w:t>
-      </w:r>
-      <w:proofErr w:type="gramEnd"/>
-      <w:r>
-        <w:rPr>
-          <w:i/>
-        </w:rPr>
-        <w:t xml:space="preserve"> продажных ценах.</w:t>
+        <w:t xml:space="preserve"> «Прибыли и убытки» на сумму в продажных ценах.</w:t>
       </w:r>
     </w:p>
     <w:p>
@@ -1496,15 +1483,30 @@
         <w:contextualSpacing w:val="0"/>
       </w:pPr>
       <w:r>
-        <w:t xml:space="preserve">В силу особенности номенклатуры, периодически товар портится. Весь товар и </w:t>
-      </w:r>
-      <w:proofErr w:type="gramStart"/>
-      <w:r>
-        <w:t>плохой</w:t>
-      </w:r>
-      <w:proofErr w:type="gramEnd"/>
-      <w:r>
-        <w:t xml:space="preserve"> и испорченный учитывается на счете «Товары», но при продаже необходимо отгружать только неиспорченный товар. Факт порчи товара определяется и отражается пользователем вручную самостоятельно. В дальнейшем испорченный товар списывается посредством документа «Операция» со следующей проводкой:</w:t>
+        <w:t>В силу особенности номенклатуры, периодически товар портится. Весь товар</w:t>
+      </w:r>
+      <w:r>
+        <w:rPr>
+          <w:lang w:val="en-US"/>
+        </w:rPr>
+        <w:t>,</w:t>
+      </w:r>
+      <w:r>
+        <w:t xml:space="preserve"> и </w:t>
+      </w:r>
+      <w:r>
+        <w:t>годный,</w:t>
+      </w:r>
+      <w:r>
+        <w:t xml:space="preserve"> и испорченный</w:t>
+      </w:r>
+      <w:r>
+        <w:t>,</w:t>
+      </w:r>
+      <w:bookmarkStart w:id="4" w:name="_GoBack"/>
+      <w:bookmarkEnd w:id="4"/>
+      <w:r>
+        <w:t xml:space="preserve"> учитывается на счете «Товары», но при продаже необходимо отгружать только неиспорченный товар. Факт порчи товара определяется и отражается пользователем вручную самостоятельно. В дальнейшем испорченный товар списывается посредством документа «Операция» со следующей проводкой:</w:t>
       </w:r>
     </w:p>
     <w:p>
@@ -1801,8 +1803,6 @@
               <w:ind w:firstLine="45"/>
               <w:contextualSpacing w:val="0"/>
             </w:pPr>
-            <w:bookmarkStart w:id="4" w:name="_GoBack"/>
-            <w:bookmarkEnd w:id="4"/>
           </w:p>
         </w:tc>
         <w:tc>
@@ -2113,7 +2113,11 @@
         <w:contextualSpacing w:val="0"/>
       </w:pPr>
       <w:r>
-        <w:t>Бухгалтер видит только подсистемы БУ и Расчеты, менеджер видит только ОУ, директор видит всё. Помимо того</w:t>
+        <w:t xml:space="preserve">Бухгалтер видит только подсистемы БУ и Расчеты, менеджер видит только ОУ, директор </w:t>
+      </w:r>
+      <w:r>
+        <w:lastRenderedPageBreak/>
+        <w:t>видит всё. Помимо того</w:t>
       </w:r>
       <w:r>
         <w:t>,</w:t>
@@ -3726,7 +3730,7 @@
 </file>
 
 <file path=customXml/itemProps1.xml><?xml version="1.0" encoding="utf-8"?>
-<ds:datastoreItem xmlns:ds="http://schemas.openxmlformats.org/officeDocument/2006/customXml" ds:itemID="{582A04FB-F7C9-4ACA-ADE9-0FEFA86361F2}">
+<ds:datastoreItem xmlns:ds="http://schemas.openxmlformats.org/officeDocument/2006/customXml" ds:itemID="{5F1D6086-5C3D-43D0-B3BE-4DB07AF7EC0D}">
   <ds:schemaRefs>
     <ds:schemaRef ds:uri="http://schemas.openxmlformats.org/officeDocument/2006/bibliography"/>
   </ds:schemaRefs>
